--- a/a7/packages/A7 Unit 6 - Relationships in Triangles/Lessons/6.04/A7 6.04 Pythagorean Theorem in Real-World Problems - Additional Question Bank.docx
+++ b/a7/packages/A7 Unit 6 - Relationships in Triangles/Lessons/6.04/A7 6.04 Pythagorean Theorem in Real-World Problems - Additional Question Bank.docx
@@ -467,7 +467,7 @@
                 <w:color w:val="1A1A1A"/>
                 <w:sz w:val="22"/>
               </w:rPr>
-              <w:t>A field is 9 m by 12 m. How much shorter is the walk straight across, corner to corner, than the walk along two sides?</w:t>
+              <w:t>A garden bed is 3 m by 4 m. How much shorter is the walk straight across, corner to corner, than the walk along two sides?</w:t>
             </w:r>
           </w:p>
           <w:p>
@@ -539,7 +539,7 @@
                 <w:color w:val="1A1A1A"/>
                 <w:sz w:val="22"/>
               </w:rPr>
-              <w:t>Will a 15-in rod lie flat in a box 9 in by 11 in, corner to corner?</w:t>
+              <w:t>Will a 15-in rod lie flat in a box 9 inches by 11 inches, corner to corner?</w:t>
             </w:r>
           </w:p>
           <w:p>
